--- a/Faurecia_Korea_2026_GAI_Appendix_C_Early_Warning_Memorandum_IN04.docx
+++ b/Faurecia_Korea_2026_GAI_Appendix_C_Early_Warning_Memorandum_IN04.docx
@@ -158,7 +158,20 @@
                 <w:sz w:val="24"/>
                 <w:highlight w:val="yellow"/>
               </w:rPr>
-              <w:t xml:space="preserve">Mazars Sebit (Korea) – Seoul, Korea</w:t>
+              <w:t xml:space="preserve"/>
+            </w:r>
+            <w:r>
+              <w:rPr>
+                <w:sz w:val="24"/>
+                <w:highlight w:val="yellow"/>
+              </w:rPr>
+              <w:t xml:space="preserve">Forvis Mazars Sebit (Korea)</w:t>
+            </w:r>
+            <w:r>
+              <w:rPr>
+                <w:sz w:val="24"/>
+              </w:rPr>
+              <w:t xml:space="preserve"> – Seoul, Korea</w:t>
             </w:r>
             <w:r>
               <w:rPr>
